--- a/CalendarioAgo2026/actividades/A_Matricula_sol1.docx
+++ b/CalendarioAgo2026/actividades/A_Matricula_sol1.docx
@@ -1,10 +1,18 @@
 
 <file path=word/document.xml><?xml version="1.0" encoding="utf-8"?>
-<w:document xmlns:wpc="http://schemas.microsoft.com/office/word/2010/wordprocessingCanvas" xmlns:cx="http://schemas.microsoft.com/office/drawing/2014/chartex" xmlns:cx1="http://schemas.microsoft.com/office/drawing/2015/9/8/chartex" xmlns:cx2="http://schemas.microsoft.com/office/drawing/2015/10/21/chartex" xmlns:cx3="http://schemas.microsoft.com/office/drawing/2016/5/9/chartex" xmlns:cx4="http://schemas.microsoft.com/office/drawing/2016/5/10/chartex" xmlns:cx5="http://schemas.microsoft.com/office/drawing/2016/5/11/chartex" xmlns:cx6="http://schemas.microsoft.com/office/drawing/2016/5/12/chartex" xmlns:cx7="http://schemas.microsoft.com/office/drawing/2016/5/13/chartex" xmlns:cx8="http://schemas.microsoft.com/office/drawing/2016/5/14/chartex" xmlns:mc="http://schemas.openxmlformats.org/markup-compatibility/2006" xmlns:aink="http://schemas.microsoft.com/office/drawing/2016/ink" xmlns:am3d="http://schemas.microsoft.com/office/drawing/2017/model3d" xmlns:o="urn:schemas-microsoft-com:office:office" xmlns:oel="http://schemas.microsoft.com/office/2019/extlst" xmlns:r="http://schemas.openxmlformats.org/officeDocument/2006/relationships" xmlns:m="http://schemas.openxmlformats.org/officeDocument/2006/math" xmlns:v="urn:schemas-microsoft-com:vml" xmlns:wp14="http://schemas.microsoft.com/office/word/2010/wordprocessingDrawing" xmlns:wp="http://schemas.openxmlformats.org/drawingml/2006/wordprocessingDrawing" xmlns:w10="urn:schemas-microsoft-com:office:word" xmlns:w="http://schemas.openxmlformats.org/wordprocessingml/2006/main" xmlns:w14="http://schemas.microsoft.com/office/word/2010/wordml" xmlns:w15="http://schemas.microsoft.com/office/word/2012/wordml" xmlns:w16cex="http://schemas.microsoft.com/office/word/2018/wordml/cex" xmlns:w16cid="http://schemas.microsoft.com/office/word/2016/wordml/cid" xmlns:w16="http://schemas.microsoft.com/office/word/2018/wordml" xmlns:w16sdtdh="http://schemas.microsoft.com/office/word/2020/wordml/sdtdatahash" xmlns:w16se="http://schemas.microsoft.com/office/word/2015/wordml/symex" xmlns:wpg="http://schemas.microsoft.com/office/word/2010/wordprocessingGroup" xmlns:wpi="http://schemas.microsoft.com/office/word/2010/wordprocessingInk" xmlns:wne="http://schemas.microsoft.com/office/word/2006/wordml" xmlns:wps="http://schemas.microsoft.com/office/word/2010/wordprocessingShape" mc:Ignorable="w14 w15 w16se w16cid w16 w16cex w16sdtdh wp14">
+<w:document xmlns:wpc="http://schemas.microsoft.com/office/word/2010/wordprocessingCanvas" xmlns:cx="http://schemas.microsoft.com/office/drawing/2014/chartex" xmlns:cx1="http://schemas.microsoft.com/office/drawing/2015/9/8/chartex" xmlns:cx2="http://schemas.microsoft.com/office/drawing/2015/10/21/chartex" xmlns:cx3="http://schemas.microsoft.com/office/drawing/2016/5/9/chartex" xmlns:cx4="http://schemas.microsoft.com/office/drawing/2016/5/10/chartex" xmlns:cx5="http://schemas.microsoft.com/office/drawing/2016/5/11/chartex" xmlns:cx6="http://schemas.microsoft.com/office/drawing/2016/5/12/chartex" xmlns:cx7="http://schemas.microsoft.com/office/drawing/2016/5/13/chartex" xmlns:cx8="http://schemas.microsoft.com/office/drawing/2016/5/14/chartex" xmlns:mc="http://schemas.openxmlformats.org/markup-compatibility/2006" xmlns:aink="http://schemas.microsoft.com/office/drawing/2016/ink" xmlns:am3d="http://schemas.microsoft.com/office/drawing/2017/model3d" xmlns:o="urn:schemas-microsoft-com:office:office" xmlns:oel="http://schemas.microsoft.com/office/2019/extlst" xmlns:r="http://schemas.openxmlformats.org/officeDocument/2006/relationships" xmlns:m="http://schemas.openxmlformats.org/officeDocument/2006/math" xmlns:v="urn:schemas-microsoft-com:vml" xmlns:wp14="http://schemas.microsoft.com/office/word/2010/wordprocessingDrawing" xmlns:wp="http://schemas.openxmlformats.org/drawingml/2006/wordprocessingDrawing" xmlns:w10="urn:schemas-microsoft-com:office:word" xmlns:w="http://schemas.openxmlformats.org/wordprocessingml/2006/main" xmlns:w14="http://schemas.microsoft.com/office/word/2010/wordml" xmlns:w15="http://schemas.microsoft.com/office/word/2012/wordml" xmlns:w16cex="http://schemas.microsoft.com/office/word/2018/wordml/cex" xmlns:w16cid="http://schemas.microsoft.com/office/word/2016/wordml/cid" xmlns:w16="http://schemas.microsoft.com/office/word/2018/wordml" xmlns:w16du="http://schemas.microsoft.com/office/word/2023/wordml/word16du" xmlns:w16sdtdh="http://schemas.microsoft.com/office/word/2020/wordml/sdtdatahash" xmlns:w16sdtfl="http://schemas.microsoft.com/office/word/2024/wordml/sdtformatlock" xmlns:w16se="http://schemas.microsoft.com/office/word/2015/wordml/symex" xmlns:wpg="http://schemas.microsoft.com/office/word/2010/wordprocessingGroup" xmlns:wpi="http://schemas.microsoft.com/office/word/2010/wordprocessingInk" xmlns:wne="http://schemas.microsoft.com/office/word/2006/wordml" xmlns:wps="http://schemas.microsoft.com/office/word/2010/wordprocessingShape" mc:Ignorable="w14 w15 w16se w16cid w16 w16cex w16sdtdh w16sdtfl w16du wp14">
   <w:body>
     <w:p>
       <w:pPr>
         <w:rPr>
+          <w:b/>
+        </w:rPr>
+      </w:pPr>
+    </w:p>
+    <w:p>
+      <w:pPr>
+        <w:rPr>
+          <w:rFonts w:ascii="Arial" w:hAnsi="Arial" w:cs="Arial"/>
           <w:b/>
         </w:rPr>
       </w:pPr>
@@ -169,7 +177,7 @@
                                     </pic:cNvPicPr>
                                   </pic:nvPicPr>
                                   <pic:blipFill>
-                                    <a:blip r:embed="rId5">
+                                    <a:blip r:embed="rId6">
                                       <a:extLst>
                                         <a:ext uri="{28A0092B-C50C-407E-A947-70E740481C1C}">
                                           <a14:useLocalDpi xmlns:a14="http://schemas.microsoft.com/office/drawing/2010/main" val="0"/>
@@ -212,6 +220,7 @@
     <w:p>
       <w:pPr>
         <w:rPr>
+          <w:rFonts w:ascii="Arial" w:hAnsi="Arial" w:cs="Arial"/>
           <w:b/>
         </w:rPr>
       </w:pPr>
@@ -219,32 +228,16 @@
     <w:p>
       <w:pPr>
         <w:rPr>
+          <w:rFonts w:ascii="Arial" w:hAnsi="Arial" w:cs="Arial"/>
           <w:b/>
         </w:rPr>
       </w:pPr>
-    </w:p>
-    <w:p>
-      <w:pPr>
-        <w:rPr>
+      <w:r>
+        <w:rPr>
+          <w:rFonts w:ascii="Arial" w:hAnsi="Arial" w:cs="Arial"/>
           <w:b/>
         </w:rPr>
-      </w:pPr>
-    </w:p>
-    <w:p>
-      <w:pPr>
-        <w:spacing w:before="240"/>
-        <w:jc w:val="both"/>
-        <w:rPr>
-          <w:rFonts w:ascii="Arial" w:hAnsi="Arial" w:cs="Arial"/>
-          <w:b/>
-        </w:rPr>
-      </w:pPr>
-      <w:r>
-        <w:rPr>
-          <w:rFonts w:ascii="Arial" w:hAnsi="Arial" w:cs="Arial"/>
-          <w:b/>
-        </w:rPr>
-        <w:t xml:space="preserve">Nombre del alumno: ______________________________________              </w:t>
+        <w:t xml:space="preserve">del alumno: ______________________________________              </w:t>
       </w:r>
       <w:r>
         <w:rPr>
@@ -351,7 +344,7 @@
     </w:p>
     <w:p>
       <w:pPr>
-        <w:pStyle w:val="ListParagraph"/>
+        <w:pStyle w:val="Prrafodelista"/>
         <w:numPr>
           <w:ilvl w:val="0"/>
           <w:numId w:val="10"/>
@@ -502,7 +495,7 @@
           </w:tcPr>
           <w:p>
             <w:pPr>
-              <w:pStyle w:val="ListParagraph"/>
+              <w:pStyle w:val="Prrafodelista"/>
               <w:spacing w:after="0" w:line="280" w:lineRule="exact"/>
               <w:ind w:left="0"/>
               <w:rPr>
@@ -526,7 +519,7 @@
           </w:p>
           <w:p>
             <w:pPr>
-              <w:pStyle w:val="ListParagraph"/>
+              <w:pStyle w:val="Prrafodelista"/>
               <w:spacing w:after="0" w:line="280" w:lineRule="exact"/>
               <w:ind w:left="0"/>
               <w:rPr>
@@ -564,7 +557,7 @@
           </w:tcPr>
           <w:p>
             <w:pPr>
-              <w:pStyle w:val="ListParagraph"/>
+              <w:pStyle w:val="Prrafodelista"/>
               <w:spacing w:after="0" w:line="280" w:lineRule="exact"/>
               <w:ind w:left="0"/>
               <w:rPr>
@@ -633,7 +626,7 @@
           </w:p>
           <w:p>
             <w:pPr>
-              <w:pStyle w:val="ListParagraph"/>
+              <w:pStyle w:val="Prrafodelista"/>
               <w:spacing w:after="0" w:line="280" w:lineRule="exact"/>
               <w:ind w:left="0"/>
               <w:rPr>
@@ -675,7 +668,7 @@
           </w:p>
           <w:p>
             <w:pPr>
-              <w:pStyle w:val="ListParagraph"/>
+              <w:pStyle w:val="Prrafodelista"/>
               <w:spacing w:after="0" w:line="280" w:lineRule="exact"/>
               <w:ind w:left="0"/>
               <w:rPr>
@@ -766,7 +759,7 @@
           </w:p>
           <w:p>
             <w:pPr>
-              <w:pStyle w:val="ListParagraph"/>
+              <w:pStyle w:val="Prrafodelista"/>
               <w:spacing w:after="0" w:line="280" w:lineRule="exact"/>
               <w:ind w:left="0"/>
               <w:rPr>
@@ -813,7 +806,7 @@
           </w:tcPr>
           <w:p>
             <w:pPr>
-              <w:pStyle w:val="ListParagraph"/>
+              <w:pStyle w:val="Prrafodelista"/>
               <w:spacing w:after="0" w:line="280" w:lineRule="exact"/>
               <w:ind w:left="0"/>
               <w:rPr>
@@ -1155,7 +1148,7 @@
           </w:tcPr>
           <w:p>
             <w:pPr>
-              <w:pStyle w:val="ListParagraph"/>
+              <w:pStyle w:val="Prrafodelista"/>
               <w:spacing w:after="0" w:line="280" w:lineRule="exact"/>
               <w:ind w:left="0"/>
               <w:rPr>
@@ -1184,7 +1177,7 @@
           </w:tcPr>
           <w:p>
             <w:pPr>
-              <w:pStyle w:val="ListParagraph"/>
+              <w:pStyle w:val="Prrafodelista"/>
               <w:spacing w:after="0" w:line="280" w:lineRule="exact"/>
               <w:ind w:left="0"/>
               <w:rPr>
@@ -1226,7 +1219,7 @@
           </w:p>
           <w:p>
             <w:pPr>
-              <w:pStyle w:val="ListParagraph"/>
+              <w:pStyle w:val="Prrafodelista"/>
               <w:spacing w:after="0" w:line="280" w:lineRule="exact"/>
               <w:ind w:left="0"/>
               <w:rPr>
@@ -1279,7 +1272,7 @@
           </w:p>
           <w:p>
             <w:pPr>
-              <w:pStyle w:val="ListParagraph"/>
+              <w:pStyle w:val="Prrafodelista"/>
               <w:spacing w:after="0" w:line="280" w:lineRule="exact"/>
               <w:ind w:left="0"/>
               <w:rPr>
@@ -1301,7 +1294,7 @@
           </w:p>
           <w:p>
             <w:pPr>
-              <w:pStyle w:val="ListParagraph"/>
+              <w:pStyle w:val="Prrafodelista"/>
               <w:spacing w:after="0" w:line="280" w:lineRule="exact"/>
               <w:ind w:left="0"/>
               <w:rPr>
@@ -1323,7 +1316,7 @@
           </w:p>
           <w:p>
             <w:pPr>
-              <w:pStyle w:val="ListParagraph"/>
+              <w:pStyle w:val="Prrafodelista"/>
               <w:spacing w:after="0" w:line="280" w:lineRule="exact"/>
               <w:ind w:left="0"/>
               <w:rPr>
@@ -1370,7 +1363,7 @@
           </w:tcPr>
           <w:p>
             <w:pPr>
-              <w:pStyle w:val="ListParagraph"/>
+              <w:pStyle w:val="Prrafodelista"/>
               <w:spacing w:after="0" w:line="280" w:lineRule="exact"/>
               <w:ind w:left="0"/>
               <w:rPr>
@@ -1488,7 +1481,7 @@
           </w:tcPr>
           <w:p>
             <w:pPr>
-              <w:pStyle w:val="ListParagraph"/>
+              <w:pStyle w:val="Prrafodelista"/>
               <w:ind w:left="360"/>
               <w:rPr>
                 <w:rFonts w:ascii="Arial" w:hAnsi="Arial" w:cs="Arial"/>
@@ -1573,7 +1566,7 @@
           </w:tcPr>
           <w:p>
             <w:pPr>
-              <w:pStyle w:val="ListParagraph"/>
+              <w:pStyle w:val="Prrafodelista"/>
               <w:spacing w:after="0" w:line="280" w:lineRule="exact"/>
               <w:ind w:left="0"/>
               <w:rPr>
@@ -1600,7 +1593,7 @@
           </w:tcPr>
           <w:p>
             <w:pPr>
-              <w:pStyle w:val="ListParagraph"/>
+              <w:pStyle w:val="Prrafodelista"/>
               <w:spacing w:after="0" w:line="280" w:lineRule="exact"/>
               <w:ind w:left="0"/>
               <w:rPr>
@@ -1622,7 +1615,7 @@
           </w:p>
           <w:p>
             <w:pPr>
-              <w:pStyle w:val="ListParagraph"/>
+              <w:pStyle w:val="Prrafodelista"/>
               <w:spacing w:after="0" w:line="280" w:lineRule="exact"/>
               <w:ind w:left="0"/>
               <w:rPr>
@@ -1653,7 +1646,7 @@
           </w:p>
           <w:p>
             <w:pPr>
-              <w:pStyle w:val="ListParagraph"/>
+              <w:pStyle w:val="Prrafodelista"/>
               <w:spacing w:after="0" w:line="280" w:lineRule="exact"/>
               <w:ind w:left="0"/>
               <w:rPr>
@@ -1684,7 +1677,7 @@
           </w:p>
           <w:p>
             <w:pPr>
-              <w:pStyle w:val="ListParagraph"/>
+              <w:pStyle w:val="Prrafodelista"/>
               <w:spacing w:after="0" w:line="280" w:lineRule="exact"/>
               <w:ind w:left="0"/>
               <w:rPr>
@@ -1733,7 +1726,7 @@
           </w:p>
           <w:p>
             <w:pPr>
-              <w:pStyle w:val="ListParagraph"/>
+              <w:pStyle w:val="Prrafodelista"/>
               <w:spacing w:after="0" w:line="280" w:lineRule="exact"/>
               <w:ind w:left="0"/>
               <w:rPr>
@@ -1755,7 +1748,7 @@
           </w:p>
           <w:p>
             <w:pPr>
-              <w:pStyle w:val="ListParagraph"/>
+              <w:pStyle w:val="Prrafodelista"/>
               <w:spacing w:after="0" w:line="280" w:lineRule="exact"/>
               <w:ind w:left="0"/>
               <w:rPr>
@@ -1782,7 +1775,7 @@
           </w:tcPr>
           <w:p>
             <w:pPr>
-              <w:pStyle w:val="ListParagraph"/>
+              <w:pStyle w:val="Prrafodelista"/>
               <w:spacing w:after="0" w:line="280" w:lineRule="exact"/>
               <w:ind w:left="0"/>
               <w:rPr>
@@ -1883,7 +1876,7 @@
     </w:p>
     <w:p>
       <w:pPr>
-        <w:pStyle w:val="ListParagraph"/>
+        <w:pStyle w:val="Prrafodelista"/>
         <w:numPr>
           <w:ilvl w:val="0"/>
           <w:numId w:val="10"/>
@@ -1898,6 +1891,7 @@
         <w:rPr>
           <w:rFonts w:ascii="Arial" w:hAnsi="Arial" w:cs="Arial"/>
         </w:rPr>
+        <w:lastRenderedPageBreak/>
         <w:t xml:space="preserve">Calcule el tiempo que se tarda un auto en llegar a un lugar, </w:t>
       </w:r>
       <w:r>
@@ -2144,7 +2138,7 @@
           </w:tcPr>
           <w:p>
             <w:pPr>
-              <w:pStyle w:val="ListParagraph"/>
+              <w:pStyle w:val="Prrafodelista"/>
               <w:spacing w:after="0" w:line="280" w:lineRule="exact"/>
               <w:ind w:left="0"/>
               <w:rPr>
@@ -2166,7 +2160,7 @@
           </w:p>
           <w:p>
             <w:pPr>
-              <w:pStyle w:val="ListParagraph"/>
+              <w:pStyle w:val="Prrafodelista"/>
               <w:spacing w:after="0" w:line="280" w:lineRule="exact"/>
               <w:ind w:left="0"/>
               <w:rPr>
@@ -2206,7 +2200,7 @@
           </w:p>
           <w:p>
             <w:pPr>
-              <w:pStyle w:val="ListParagraph"/>
+              <w:pStyle w:val="Prrafodelista"/>
               <w:spacing w:after="0" w:line="280" w:lineRule="exact"/>
               <w:ind w:left="0"/>
               <w:rPr>
@@ -2228,7 +2222,7 @@
           </w:p>
           <w:p>
             <w:pPr>
-              <w:pStyle w:val="ListParagraph"/>
+              <w:pStyle w:val="Prrafodelista"/>
               <w:spacing w:after="0" w:line="280" w:lineRule="exact"/>
               <w:ind w:left="0"/>
               <w:rPr>
@@ -2268,7 +2262,7 @@
           </w:p>
           <w:p>
             <w:pPr>
-              <w:pStyle w:val="ListParagraph"/>
+              <w:pStyle w:val="Prrafodelista"/>
               <w:spacing w:after="0" w:line="280" w:lineRule="exact"/>
               <w:ind w:left="0"/>
               <w:rPr>
@@ -2286,7 +2280,7 @@
           </w:tcPr>
           <w:p>
             <w:pPr>
-              <w:pStyle w:val="ListParagraph"/>
+              <w:pStyle w:val="Prrafodelista"/>
               <w:spacing w:after="0" w:line="280" w:lineRule="exact"/>
               <w:ind w:left="0"/>
               <w:rPr>
@@ -2310,7 +2304,7 @@
           </w:p>
           <w:p>
             <w:pPr>
-              <w:pStyle w:val="ListParagraph"/>
+              <w:pStyle w:val="Prrafodelista"/>
               <w:spacing w:after="0" w:line="280" w:lineRule="exact"/>
               <w:ind w:left="0"/>
               <w:rPr>
@@ -2359,7 +2353,7 @@
     </w:p>
     <w:p>
       <w:pPr>
-        <w:pStyle w:val="ListParagraph"/>
+        <w:pStyle w:val="Prrafodelista"/>
         <w:numPr>
           <w:ilvl w:val="0"/>
           <w:numId w:val="8"/>
@@ -2417,7 +2411,7 @@
     </w:p>
     <w:p>
       <w:pPr>
-        <w:pStyle w:val="ListParagraph"/>
+        <w:pStyle w:val="Prrafodelista"/>
         <w:numPr>
           <w:ilvl w:val="0"/>
           <w:numId w:val="8"/>
@@ -2475,7 +2469,7 @@
     </w:p>
     <w:p>
       <w:pPr>
-        <w:pStyle w:val="ListParagraph"/>
+        <w:pStyle w:val="Prrafodelista"/>
         <w:numPr>
           <w:ilvl w:val="0"/>
           <w:numId w:val="8"/>
@@ -2516,7 +2510,7 @@
     </w:p>
     <w:p>
       <w:pPr>
-        <w:pStyle w:val="ListParagraph"/>
+        <w:pStyle w:val="Prrafodelista"/>
         <w:numPr>
           <w:ilvl w:val="0"/>
           <w:numId w:val="8"/>
@@ -2671,7 +2665,7 @@
           </w:tcPr>
           <w:p>
             <w:pPr>
-              <w:pStyle w:val="ListParagraph"/>
+              <w:pStyle w:val="Prrafodelista"/>
               <w:spacing w:after="0" w:line="280" w:lineRule="exact"/>
               <w:ind w:left="0"/>
               <w:rPr>
@@ -2693,7 +2687,7 @@
           </w:p>
           <w:p>
             <w:pPr>
-              <w:pStyle w:val="ListParagraph"/>
+              <w:pStyle w:val="Prrafodelista"/>
               <w:spacing w:after="0" w:line="280" w:lineRule="exact"/>
               <w:ind w:left="0"/>
               <w:rPr>
@@ -2715,7 +2709,7 @@
           </w:p>
           <w:p>
             <w:pPr>
-              <w:pStyle w:val="ListParagraph"/>
+              <w:pStyle w:val="Prrafodelista"/>
               <w:spacing w:after="0" w:line="280" w:lineRule="exact"/>
               <w:ind w:left="0"/>
               <w:rPr>
@@ -2739,7 +2733,7 @@
           </w:p>
           <w:p>
             <w:pPr>
-              <w:pStyle w:val="ListParagraph"/>
+              <w:pStyle w:val="Prrafodelista"/>
               <w:spacing w:after="0" w:line="280" w:lineRule="exact"/>
               <w:ind w:left="0"/>
               <w:rPr>
@@ -2768,7 +2762,7 @@
           </w:tcPr>
           <w:p>
             <w:pPr>
-              <w:pStyle w:val="ListParagraph"/>
+              <w:pStyle w:val="Prrafodelista"/>
               <w:spacing w:after="0" w:line="280" w:lineRule="exact"/>
               <w:ind w:left="0"/>
               <w:rPr>
@@ -2790,7 +2784,7 @@
           </w:p>
           <w:p>
             <w:pPr>
-              <w:pStyle w:val="ListParagraph"/>
+              <w:pStyle w:val="Prrafodelista"/>
               <w:spacing w:after="0" w:line="280" w:lineRule="exact"/>
               <w:ind w:left="0"/>
               <w:rPr>
@@ -2812,7 +2806,7 @@
           </w:p>
           <w:p>
             <w:pPr>
-              <w:pStyle w:val="ListParagraph"/>
+              <w:pStyle w:val="Prrafodelista"/>
               <w:spacing w:after="0" w:line="280" w:lineRule="exact"/>
               <w:ind w:left="0"/>
               <w:rPr>
@@ -2845,7 +2839,7 @@
           </w:p>
           <w:p>
             <w:pPr>
-              <w:pStyle w:val="ListParagraph"/>
+              <w:pStyle w:val="Prrafodelista"/>
               <w:spacing w:after="0" w:line="280" w:lineRule="exact"/>
               <w:ind w:left="0"/>
               <w:rPr>
@@ -2878,7 +2872,7 @@
           </w:p>
           <w:p>
             <w:pPr>
-              <w:pStyle w:val="ListParagraph"/>
+              <w:pStyle w:val="Prrafodelista"/>
               <w:spacing w:after="0" w:line="280" w:lineRule="exact"/>
               <w:ind w:left="0"/>
               <w:rPr>
@@ -2976,7 +2970,7 @@
           </w:p>
           <w:p>
             <w:pPr>
-              <w:pStyle w:val="ListParagraph"/>
+              <w:pStyle w:val="Prrafodelista"/>
               <w:spacing w:after="0" w:line="280" w:lineRule="exact"/>
               <w:ind w:left="0"/>
               <w:rPr>
@@ -3074,7 +3068,7 @@
           </w:p>
           <w:p>
             <w:pPr>
-              <w:pStyle w:val="ListParagraph"/>
+              <w:pStyle w:val="Prrafodelista"/>
               <w:spacing w:after="0" w:line="280" w:lineRule="exact"/>
               <w:ind w:left="0"/>
               <w:rPr>
@@ -3112,7 +3106,7 @@
           </w:tcPr>
           <w:p>
             <w:pPr>
-              <w:pStyle w:val="ListParagraph"/>
+              <w:pStyle w:val="Prrafodelista"/>
               <w:spacing w:after="0" w:line="280" w:lineRule="exact"/>
               <w:ind w:left="0"/>
               <w:rPr>
@@ -3167,7 +3161,7 @@
 </file>
 
 <file path=word/numbering.xml><?xml version="1.0" encoding="utf-8"?>
-<w:numbering xmlns:wpc="http://schemas.microsoft.com/office/word/2010/wordprocessingCanvas" xmlns:cx="http://schemas.microsoft.com/office/drawing/2014/chartex" xmlns:cx1="http://schemas.microsoft.com/office/drawing/2015/9/8/chartex" xmlns:cx2="http://schemas.microsoft.com/office/drawing/2015/10/21/chartex" xmlns:cx3="http://schemas.microsoft.com/office/drawing/2016/5/9/chartex" xmlns:cx4="http://schemas.microsoft.com/office/drawing/2016/5/10/chartex" xmlns:cx5="http://schemas.microsoft.com/office/drawing/2016/5/11/chartex" xmlns:cx6="http://schemas.microsoft.com/office/drawing/2016/5/12/chartex" xmlns:cx7="http://schemas.microsoft.com/office/drawing/2016/5/13/chartex" xmlns:cx8="http://schemas.microsoft.com/office/drawing/2016/5/14/chartex" xmlns:mc="http://schemas.openxmlformats.org/markup-compatibility/2006" xmlns:aink="http://schemas.microsoft.com/office/drawing/2016/ink" xmlns:am3d="http://schemas.microsoft.com/office/drawing/2017/model3d" xmlns:o="urn:schemas-microsoft-com:office:office" xmlns:oel="http://schemas.microsoft.com/office/2019/extlst" xmlns:r="http://schemas.openxmlformats.org/officeDocument/2006/relationships" xmlns:m="http://schemas.openxmlformats.org/officeDocument/2006/math" xmlns:v="urn:schemas-microsoft-com:vml" xmlns:wp14="http://schemas.microsoft.com/office/word/2010/wordprocessingDrawing" xmlns:wp="http://schemas.openxmlformats.org/drawingml/2006/wordprocessingDrawing" xmlns:w10="urn:schemas-microsoft-com:office:word" xmlns:w="http://schemas.openxmlformats.org/wordprocessingml/2006/main" xmlns:w14="http://schemas.microsoft.com/office/word/2010/wordml" xmlns:w15="http://schemas.microsoft.com/office/word/2012/wordml" xmlns:w16cex="http://schemas.microsoft.com/office/word/2018/wordml/cex" xmlns:w16cid="http://schemas.microsoft.com/office/word/2016/wordml/cid" xmlns:w16="http://schemas.microsoft.com/office/word/2018/wordml" xmlns:w16sdtdh="http://schemas.microsoft.com/office/word/2020/wordml/sdtdatahash" xmlns:w16se="http://schemas.microsoft.com/office/word/2015/wordml/symex" xmlns:wpg="http://schemas.microsoft.com/office/word/2010/wordprocessingGroup" xmlns:wpi="http://schemas.microsoft.com/office/word/2010/wordprocessingInk" xmlns:wne="http://schemas.microsoft.com/office/word/2006/wordml" xmlns:wps="http://schemas.microsoft.com/office/word/2010/wordprocessingShape" mc:Ignorable="w14 w15 w16se w16cid w16 w16cex w16sdtdh wp14">
+<w:numbering xmlns:wpc="http://schemas.microsoft.com/office/word/2010/wordprocessingCanvas" xmlns:cx="http://schemas.microsoft.com/office/drawing/2014/chartex" xmlns:cx1="http://schemas.microsoft.com/office/drawing/2015/9/8/chartex" xmlns:cx2="http://schemas.microsoft.com/office/drawing/2015/10/21/chartex" xmlns:cx3="http://schemas.microsoft.com/office/drawing/2016/5/9/chartex" xmlns:cx4="http://schemas.microsoft.com/office/drawing/2016/5/10/chartex" xmlns:cx5="http://schemas.microsoft.com/office/drawing/2016/5/11/chartex" xmlns:cx6="http://schemas.microsoft.com/office/drawing/2016/5/12/chartex" xmlns:cx7="http://schemas.microsoft.com/office/drawing/2016/5/13/chartex" xmlns:cx8="http://schemas.microsoft.com/office/drawing/2016/5/14/chartex" xmlns:mc="http://schemas.openxmlformats.org/markup-compatibility/2006" xmlns:aink="http://schemas.microsoft.com/office/drawing/2016/ink" xmlns:am3d="http://schemas.microsoft.com/office/drawing/2017/model3d" xmlns:o="urn:schemas-microsoft-com:office:office" xmlns:oel="http://schemas.microsoft.com/office/2019/extlst" xmlns:r="http://schemas.openxmlformats.org/officeDocument/2006/relationships" xmlns:m="http://schemas.openxmlformats.org/officeDocument/2006/math" xmlns:v="urn:schemas-microsoft-com:vml" xmlns:wp14="http://schemas.microsoft.com/office/word/2010/wordprocessingDrawing" xmlns:wp="http://schemas.openxmlformats.org/drawingml/2006/wordprocessingDrawing" xmlns:w10="urn:schemas-microsoft-com:office:word" xmlns:w="http://schemas.openxmlformats.org/wordprocessingml/2006/main" xmlns:w14="http://schemas.microsoft.com/office/word/2010/wordml" xmlns:w15="http://schemas.microsoft.com/office/word/2012/wordml" xmlns:w16cex="http://schemas.microsoft.com/office/word/2018/wordml/cex" xmlns:w16cid="http://schemas.microsoft.com/office/word/2016/wordml/cid" xmlns:w16="http://schemas.microsoft.com/office/word/2018/wordml" xmlns:w16du="http://schemas.microsoft.com/office/word/2023/wordml/word16du" xmlns:w16sdtdh="http://schemas.microsoft.com/office/word/2020/wordml/sdtdatahash" xmlns:w16sdtfl="http://schemas.microsoft.com/office/word/2024/wordml/sdtformatlock" xmlns:w16se="http://schemas.microsoft.com/office/word/2015/wordml/symex" xmlns:wpg="http://schemas.microsoft.com/office/word/2010/wordprocessingGroup" xmlns:wpi="http://schemas.microsoft.com/office/word/2010/wordprocessingInk" xmlns:wne="http://schemas.microsoft.com/office/word/2006/wordml" xmlns:wps="http://schemas.microsoft.com/office/word/2010/wordprocessingShape" mc:Ignorable="w14 w15 w16se w16cid w16 w16cex w16sdtdh w16sdtfl w16du wp14">
   <w:abstractNum w:abstractNumId="0" w15:restartNumberingAfterBreak="0">
     <w:nsid w:val="00000002"/>
     <w:multiLevelType w:val="multilevel"/>
@@ -4349,7 +4343,7 @@
 </file>
 
 <file path=word/styles.xml><?xml version="1.0" encoding="utf-8"?>
-<w:styles xmlns:mc="http://schemas.openxmlformats.org/markup-compatibility/2006" xmlns:r="http://schemas.openxmlformats.org/officeDocument/2006/relationships" xmlns:w="http://schemas.openxmlformats.org/wordprocessingml/2006/main" xmlns:w14="http://schemas.microsoft.com/office/word/2010/wordml" xmlns:w15="http://schemas.microsoft.com/office/word/2012/wordml" xmlns:w16cex="http://schemas.microsoft.com/office/word/2018/wordml/cex" xmlns:w16cid="http://schemas.microsoft.com/office/word/2016/wordml/cid" xmlns:w16="http://schemas.microsoft.com/office/word/2018/wordml" xmlns:w16sdtdh="http://schemas.microsoft.com/office/word/2020/wordml/sdtdatahash" xmlns:w16se="http://schemas.microsoft.com/office/word/2015/wordml/symex" mc:Ignorable="w14 w15 w16se w16cid w16 w16cex w16sdtdh">
+<w:styles xmlns:mc="http://schemas.openxmlformats.org/markup-compatibility/2006" xmlns:r="http://schemas.openxmlformats.org/officeDocument/2006/relationships" xmlns:w="http://schemas.openxmlformats.org/wordprocessingml/2006/main" xmlns:w14="http://schemas.microsoft.com/office/word/2010/wordml" xmlns:w15="http://schemas.microsoft.com/office/word/2012/wordml" xmlns:w16cex="http://schemas.microsoft.com/office/word/2018/wordml/cex" xmlns:w16cid="http://schemas.microsoft.com/office/word/2016/wordml/cid" xmlns:w16="http://schemas.microsoft.com/office/word/2018/wordml" xmlns:w16du="http://schemas.microsoft.com/office/word/2023/wordml/word16du" xmlns:w16sdtdh="http://schemas.microsoft.com/office/word/2020/wordml/sdtdatahash" xmlns:w16sdtfl="http://schemas.microsoft.com/office/word/2024/wordml/sdtformatlock" xmlns:w16se="http://schemas.microsoft.com/office/word/2015/wordml/symex" mc:Ignorable="w14 w15 w16se w16cid w16 w16cex w16sdtdh w16sdtfl w16du">
   <w:docDefaults>
     <w:rPrDefault>
       <w:rPr>
@@ -4737,11 +4731,11 @@
       <w:lang w:eastAsia="es-ES"/>
     </w:rPr>
   </w:style>
-  <w:style w:type="paragraph" w:styleId="Heading1">
+  <w:style w:type="paragraph" w:styleId="Ttulo1">
     <w:name w:val="heading 1"/>
     <w:basedOn w:val="Normal"/>
     <w:next w:val="Normal"/>
-    <w:link w:val="Heading1Char"/>
+    <w:link w:val="Ttulo1Car"/>
     <w:qFormat/>
     <w:rsid w:val="000F66D1"/>
     <w:pPr>
@@ -4756,12 +4750,13 @@
       <w:lang w:val="es-ES"/>
     </w:rPr>
   </w:style>
-  <w:style w:type="character" w:default="1" w:styleId="DefaultParagraphFont">
+  <w:style w:type="character" w:default="1" w:styleId="Fuentedeprrafopredeter">
     <w:name w:val="Default Paragraph Font"/>
     <w:uiPriority w:val="1"/>
+    <w:semiHidden/>
     <w:unhideWhenUsed/>
   </w:style>
-  <w:style w:type="table" w:default="1" w:styleId="TableNormal">
+  <w:style w:type="table" w:default="1" w:styleId="Tablanormal">
     <w:name w:val="Normal Table"/>
     <w:uiPriority w:val="99"/>
     <w:semiHidden/>
@@ -4776,15 +4771,15 @@
       </w:tblCellMar>
     </w:tblPr>
   </w:style>
-  <w:style w:type="numbering" w:default="1" w:styleId="NoList">
+  <w:style w:type="numbering" w:default="1" w:styleId="Sinlista">
     <w:name w:val="No List"/>
     <w:uiPriority w:val="99"/>
     <w:semiHidden/>
     <w:unhideWhenUsed/>
   </w:style>
-  <w:style w:type="character" w:customStyle="1" w:styleId="Heading1Char">
-    <w:name w:val="Heading 1 Char"/>
-    <w:link w:val="Heading1"/>
+  <w:style w:type="character" w:customStyle="1" w:styleId="Ttulo1Car">
+    <w:name w:val="Título 1 Car"/>
+    <w:link w:val="Ttulo1"/>
     <w:rsid w:val="000F66D1"/>
     <w:rPr>
       <w:rFonts w:ascii="Tahoma" w:hAnsi="Tahoma"/>
@@ -4793,10 +4788,10 @@
       <w:lang w:val="es-ES" w:eastAsia="es-ES"/>
     </w:rPr>
   </w:style>
-  <w:style w:type="paragraph" w:styleId="BalloonText">
+  <w:style w:type="paragraph" w:styleId="Textodeglobo">
     <w:name w:val="Balloon Text"/>
     <w:basedOn w:val="Normal"/>
-    <w:link w:val="BalloonTextChar"/>
+    <w:link w:val="TextodegloboCar"/>
     <w:rsid w:val="00A27C37"/>
     <w:rPr>
       <w:rFonts w:ascii="Tahoma" w:hAnsi="Tahoma" w:cs="Tahoma"/>
@@ -4804,10 +4799,10 @@
       <w:szCs w:val="16"/>
     </w:rPr>
   </w:style>
-  <w:style w:type="character" w:customStyle="1" w:styleId="BalloonTextChar">
-    <w:name w:val="Balloon Text Char"/>
-    <w:basedOn w:val="DefaultParagraphFont"/>
-    <w:link w:val="BalloonText"/>
+  <w:style w:type="character" w:customStyle="1" w:styleId="TextodegloboCar">
+    <w:name w:val="Texto de globo Car"/>
+    <w:basedOn w:val="Fuentedeprrafopredeter"/>
+    <w:link w:val="Textodeglobo"/>
     <w:rsid w:val="00A27C37"/>
     <w:rPr>
       <w:rFonts w:ascii="Tahoma" w:hAnsi="Tahoma" w:cs="Tahoma"/>
@@ -4816,7 +4811,7 @@
       <w:lang w:eastAsia="es-ES"/>
     </w:rPr>
   </w:style>
-  <w:style w:type="paragraph" w:styleId="ListParagraph">
+  <w:style w:type="paragraph" w:styleId="Prrafodelista">
     <w:name w:val="List Paragraph"/>
     <w:basedOn w:val="Normal"/>
     <w:uiPriority w:val="34"/>
@@ -4850,9 +4845,9 @@
       <w:lang w:eastAsia="es-MX"/>
     </w:rPr>
   </w:style>
-  <w:style w:type="character" w:styleId="Strong">
+  <w:style w:type="character" w:styleId="Fuerte">
     <w:name w:val="Strong"/>
-    <w:basedOn w:val="DefaultParagraphFont"/>
+    <w:basedOn w:val="Fuentedeprrafopredeter"/>
     <w:uiPriority w:val="22"/>
     <w:qFormat/>
     <w:rsid w:val="002F0071"/>
@@ -4890,7 +4885,7 @@
   </w:style>
   <w:style w:type="character" w:customStyle="1" w:styleId="auto-style261">
     <w:name w:val="auto-style261"/>
-    <w:basedOn w:val="DefaultParagraphFont"/>
+    <w:basedOn w:val="Fuentedeprrafopredeter"/>
     <w:rsid w:val="00E81D94"/>
     <w:rPr>
       <w:color w:val="000000"/>
